--- a/Documentos/Actividad 4.2 - Presentacion oral y divulgacion.docx
+++ b/Documentos/Actividad 4.2 - Presentacion oral y divulgacion.docx
@@ -1917,7 +1917,7 @@
           <w:b/>
           <w:bCs/>
         </w:rPr>
-        <w:t xml:space="preserve">[4:40 · L6, El piloto que casi nos engaña · Keila]</w:t>
+        <w:t xml:space="preserve">[4:40 · L6, El piloto que casi nos engaña · David]</w:t>
       </w:r>
       <w:r>
         <w:t xml:space="preserve"> </w:t>
@@ -2738,6 +2738,26 @@
       </w:r>
       <w:r>
         <w:t xml:space="preserve">para imprimir o exportar a PDF, que es el respaldo si falla el proyector.</w:t>
+      </w:r>
+    </w:p>
+    <w:p>
+      <w:pPr>
+        <w:pStyle w:val="BodyText"/>
+      </w:pPr>
+      <w:r>
+        <w:t xml:space="preserve">Tras la lámina 13 hay dos anexos que no se proyectan en la exposición y solo se</w:t>
+      </w:r>
+      <w:r>
+        <w:t xml:space="preserve"> </w:t>
+      </w:r>
+      <w:r>
+        <w:t xml:space="preserve">abren si una pregunta lo pide: la serie de tiempo de memoria y la tabla completa</w:t>
+      </w:r>
+      <w:r>
+        <w:t xml:space="preserve"> </w:t>
+      </w:r>
+      <w:r>
+        <w:t xml:space="preserve">de resultados. El archivo tiene 15 láminas en total.</w:t>
       </w:r>
     </w:p>
     <w:p>

--- a/Documentos/Actividad 4.2 - Presentacion oral y divulgacion.docx
+++ b/Documentos/Actividad 4.2 - Presentacion oral y divulgacion.docx
@@ -428,7 +428,7 @@
       </w:r>
     </w:p>
     <w:bookmarkEnd w:id="9"/>
-    <w:bookmarkStart w:id="18" w:name="subtarea-a.-presentación-oral"/>
+    <w:bookmarkStart w:id="19" w:name="subtarea-a.-presentación-oral"/>
     <w:p>
       <w:pPr>
         <w:pStyle w:val="Heading1"/>
@@ -1771,7 +1771,13 @@
         <w:t xml:space="preserve"> </w:t>
       </w:r>
       <w:r>
-        <w:t xml:space="preserve">gratuita distinta de Render, una por integrante. Así compusimos el sistema con los</w:t>
+        <w:t xml:space="preserve">gratuita distinta de Render, aportadas por cuatro de nosotros. Así compusimos el</w:t>
+      </w:r>
+      <w:r>
+        <w:t xml:space="preserve"> </w:t>
+      </w:r>
+      <w:r>
+        <w:t xml:space="preserve">sistema con los</w:t>
       </w:r>
       <w:r>
         <w:t xml:space="preserve"> </w:t>
@@ -1960,13 +1966,13 @@
         <w:t xml:space="preserve"> </w:t>
       </w:r>
       <w:r>
-        <w:t xml:space="preserve">causa: nuestro propio gateway limita cinco peticiones por segundo por usuario, y los</w:t>
-      </w:r>
-      <w:r>
-        <w:t xml:space="preserve"> </w:t>
-      </w:r>
-      <w:r>
-        <w:t xml:space="preserve">mil usuarios virtuales usaban la misma cuenta de prueba. Estábamos midiendo el</w:t>
+        <w:t xml:space="preserve">causa: nuestro propio gateway limita cinco peticiones por segundo por usuario, y</w:t>
+      </w:r>
+      <w:r>
+        <w:t xml:space="preserve"> </w:t>
+      </w:r>
+      <w:r>
+        <w:t xml:space="preserve">todos los usuarios virtuales usaban la misma cuenta de prueba. Estábamos midiendo el</w:t>
       </w:r>
       <w:r>
         <w:t xml:space="preserve"> </w:t>
@@ -3411,54 +3417,14 @@
         </w:tc>
       </w:tr>
     </w:tbl>
-    <w:p>
-      <w:pPr>
-        <w:pStyle w:val="BlockText"/>
-      </w:pPr>
-      <w:r>
-        <w:t xml:space="preserve">Entregable parcial verificable (a): este guion con tiempos y reparto, más el deck</w:t>
-      </w:r>
-      <w:r>
-        <w:t xml:space="preserve"> </w:t>
-      </w:r>
-      <w:r>
-        <w:rPr>
-          <w:rStyle w:val="VerbatimChar"/>
-        </w:rPr>
-        <w:t xml:space="preserve">Documentos/presentacion/dydi-defensa.html</w:t>
-      </w:r>
-      <w:r>
-        <w:t xml:space="preserve"> </w:t>
-      </w:r>
-      <w:r>
-        <w:t xml:space="preserve">ya construido.</w:t>
-      </w:r>
-    </w:p>
-    <w:p>
-      <w:r>
-        <w:pict>
-          <v:rect style="width:0;height:1.5pt" o:hralign="center" o:hrstd="t" o:hr="t"/>
-        </w:pict>
-      </w:r>
-    </w:p>
     <w:bookmarkEnd w:id="17"/>
-    <w:bookmarkEnd w:id="18"/>
-    <w:bookmarkStart w:id="25" w:name="subtarea-b.-producto-de-divulgación"/>
-    <w:p>
-      <w:pPr>
-        <w:pStyle w:val="Heading1"/>
-      </w:pPr>
-      <w:r>
-        <w:t xml:space="preserve">Subtarea b. Producto de divulgación</w:t>
-      </w:r>
-    </w:p>
-    <w:bookmarkStart w:id="19" w:name="b.1-producto-elegido-y-justificación"/>
+    <w:bookmarkStart w:id="18" w:name="a.9-registro-de-la-simulación-de-defensa"/>
     <w:p>
       <w:pPr>
         <w:pStyle w:val="Heading2"/>
       </w:pPr>
       <w:r>
-        <w:t xml:space="preserve">b.1 Producto elegido y justificación</w:t>
+        <w:t xml:space="preserve">a.9 Registro de la simulación de defensa</w:t>
       </w:r>
     </w:p>
     <w:p>
@@ -3466,7 +3432,7 @@
         <w:pStyle w:val="FirstParagraph"/>
       </w:pPr>
       <w:r>
-        <w:t xml:space="preserve">Producto:</w:t>
+        <w:t xml:space="preserve">La subtarea pide que la presentación</w:t>
       </w:r>
       <w:r>
         <w:t xml:space="preserve"> </w:t>
@@ -3476,186 +3442,25 @@
           <w:b/>
           <w:bCs/>
         </w:rPr>
-        <w:t xml:space="preserve">infografía de una página</w:t>
-      </w:r>
-      <w:r>
-        <w:t xml:space="preserve">, en</w:t>
-      </w:r>
-      <w:r>
-        <w:t xml:space="preserve"> </w:t>
-      </w:r>
-      <w:r>
-        <w:rPr>
-          <w:rStyle w:val="VerbatimChar"/>
-        </w:rPr>
-        <w:t xml:space="preserve">Documentos/divulgacion/dydi-infografia.html</w:t>
-      </w:r>
-      <w:r>
-        <w:t xml:space="preserve">, autocontenida, imprimible en A4 y</w:t>
-      </w:r>
-      <w:r>
-        <w:t xml:space="preserve"> </w:t>
-      </w:r>
-      <w:r>
-        <w:t xml:space="preserve">exportable a PDF o PNG desde el navegador.</w:t>
-      </w:r>
-    </w:p>
-    <w:p>
-      <w:pPr>
-        <w:pStyle w:val="BodyText"/>
-      </w:pPr>
-      <w:r>
-        <w:t xml:space="preserve">La indicación exige un público distinto al de la presentación oral, y ese requisito</w:t>
-      </w:r>
-      <w:r>
-        <w:t xml:space="preserve"> </w:t>
-      </w:r>
-      <w:r>
-        <w:t xml:space="preserve">descarta las otras opciones. El cartel científico se dirige al mismo público académico</w:t>
-      </w:r>
-      <w:r>
-        <w:t xml:space="preserve"> </w:t>
-      </w:r>
-      <w:r>
-        <w:t xml:space="preserve">en otro soporte. El resumen ejecutivo presupone un decisor con presupuesto, figura que</w:t>
-      </w:r>
-      <w:r>
-        <w:t xml:space="preserve"> </w:t>
-      </w:r>
-      <w:r>
-        <w:t xml:space="preserve">no existe en el escenario que el trabajo estudia. La infografía permite hablarle a</w:t>
-      </w:r>
-      <w:r>
-        <w:t xml:space="preserve"> </w:t>
-      </w:r>
-      <w:r>
-        <w:t xml:space="preserve">quien no va a leer un artículo de seis páginas ni asistir a una defensa, y que aun así</w:t>
-      </w:r>
-      <w:r>
-        <w:t xml:space="preserve"> </w:t>
-      </w:r>
-      <w:r>
-        <w:t xml:space="preserve">tiene que decidir en un minuto si esta ruta le sirve.</w:t>
-      </w:r>
-    </w:p>
-    <w:bookmarkEnd w:id="19"/>
-    <w:bookmarkStart w:id="20" w:name="b.2-público-objetivo-y-canal"/>
-    <w:p>
-      <w:pPr>
-        <w:pStyle w:val="Heading2"/>
-      </w:pPr>
-      <w:r>
-        <w:t xml:space="preserve">b.2 Público objetivo y canal</w:t>
-      </w:r>
-    </w:p>
-    <w:p>
-      <w:pPr>
-        <w:pStyle w:val="FirstParagraph"/>
-      </w:pPr>
-      <w:r>
-        <w:t xml:space="preserve">El público son estudiantes de ingeniería y equipos pequeños (proyectos de titulación,</w:t>
-      </w:r>
-      <w:r>
-        <w:t xml:space="preserve"> </w:t>
-      </w:r>
-      <w:r>
-        <w:t xml:space="preserve">hackathones, productos en validación temprana) que tienen que desplegar algo real sin</w:t>
-      </w:r>
-      <w:r>
-        <w:t xml:space="preserve"> </w:t>
-      </w:r>
-      <w:r>
-        <w:t xml:space="preserve">presupuesto de infraestructura.</w:t>
-      </w:r>
-    </w:p>
-    <w:p>
-      <w:pPr>
-        <w:pStyle w:val="BodyText"/>
-      </w:pPr>
-      <w:r>
-        <w:t xml:space="preserve">Sabe programar, ha oído «microservicios» y «WebSocket» y probablemente ya usó un free</w:t>
-      </w:r>
-      <w:r>
-        <w:t xml:space="preserve"> </w:t>
-      </w:r>
-      <w:r>
-        <w:t xml:space="preserve">tier para una demo. No sabe qué es un percentil 95, un OOM kill ni la Ley de Little. Lo</w:t>
-      </w:r>
-      <w:r>
-        <w:t xml:space="preserve"> </w:t>
-      </w:r>
-      <w:r>
-        <w:t xml:space="preserve">que quiere es saber si le va a servir y qué se le va a romper primero.</w:t>
-      </w:r>
-    </w:p>
-    <w:p>
-      <w:pPr>
-        <w:pStyle w:val="BodyText"/>
-      </w:pPr>
-      <w:r>
-        <w:t xml:space="preserve">El canal es la publicación en comunidades técnicas y redes profesionales del equipo,</w:t>
-      </w:r>
-      <w:r>
-        <w:t xml:space="preserve"> </w:t>
-      </w:r>
-      <w:r>
-        <w:t xml:space="preserve">más impresión A4 para el pizarrón del laboratorio. El enlace al artículo completo y al</w:t>
-      </w:r>
-      <w:r>
-        <w:t xml:space="preserve"> </w:t>
-      </w:r>
-      <w:r>
-        <w:t xml:space="preserve">repositorio va en el pie de la pieza.</w:t>
-      </w:r>
-    </w:p>
-    <w:bookmarkEnd w:id="20"/>
-    <w:bookmarkStart w:id="21" w:name="b.3-mensaje-y-arquitectura-de-la-pieza"/>
-    <w:p>
-      <w:pPr>
-        <w:pStyle w:val="Heading2"/>
-      </w:pPr>
-      <w:r>
-        <w:t xml:space="preserve">b.3 Mensaje y arquitectura de la pieza</w:t>
-      </w:r>
-    </w:p>
-    <w:p>
-      <w:pPr>
-        <w:pStyle w:val="FirstParagraph"/>
-      </w:pPr>
-      <w:r>
-        <w:t xml:space="preserve">Mensaje central, la frase que debe quedar:</w:t>
-      </w:r>
-      <w:r>
-        <w:t xml:space="preserve"> </w:t>
-      </w:r>
-      <w:r>
-        <w:rPr>
-          <w:i/>
-          <w:iCs/>
-        </w:rPr>
-        <w:t xml:space="preserve">la capa gratuita aguanta más de lo que dice</w:t>
-      </w:r>
-      <w:r>
-        <w:rPr>
-          <w:i/>
-          <w:iCs/>
-        </w:rPr>
-        <w:t xml:space="preserve"> </w:t>
-      </w:r>
-      <w:r>
-        <w:rPr>
-          <w:i/>
-          <w:iCs/>
-        </w:rPr>
-        <w:t xml:space="preserve">su fama, se rompe por un lado inesperado y te limita por cuotas antes que por CPU.</w:t>
-      </w:r>
-    </w:p>
-    <w:p>
-      <w:pPr>
-        <w:pStyle w:val="BodyText"/>
-      </w:pPr>
-      <w:r>
-        <w:t xml:space="preserve">Jerarquía visual de arriba hacia abajo, pensada para lectura en cascada:</w:t>
+        <w:t xml:space="preserve">se ejecute</w:t>
+      </w:r>
+      <w:r>
+        <w:t xml:space="preserve"> </w:t>
+      </w:r>
+      <w:r>
+        <w:t xml:space="preserve">como simulación ante el grupo o</w:t>
+      </w:r>
+      <w:r>
+        <w:t xml:space="preserve"> </w:t>
+      </w:r>
+      <w:r>
+        <w:t xml:space="preserve">el docente, así que la evidencia de esa ejecución forma parte del entregable. Este</w:t>
+      </w:r>
+      <w:r>
+        <w:t xml:space="preserve"> </w:t>
+      </w:r>
+      <w:r>
+        <w:t xml:space="preserve">registro se llena inmediatamente después de cada pasada.</w:t>
       </w:r>
     </w:p>
     <w:tbl>
@@ -3681,6 +3486,530 @@
               <w:pStyle w:val="Compact"/>
             </w:pPr>
             <w:r>
+              <w:t xml:space="preserve">Campo</w:t>
+            </w:r>
+          </w:p>
+        </w:tc>
+        <w:tc>
+          <w:tcPr/>
+          <w:p>
+            <w:pPr>
+              <w:pStyle w:val="Compact"/>
+            </w:pPr>
+            <w:r>
+              <w:t xml:space="preserve">Pasada 1 (ensayo interno)</w:t>
+            </w:r>
+          </w:p>
+        </w:tc>
+        <w:tc>
+          <w:tcPr/>
+          <w:p>
+            <w:pPr>
+              <w:pStyle w:val="Compact"/>
+            </w:pPr>
+            <w:r>
+              <w:t xml:space="preserve">Pasada 2 (simulación ante público)</w:t>
+            </w:r>
+          </w:p>
+        </w:tc>
+      </w:tr>
+      <w:tr>
+        <w:tc>
+          <w:tcPr/>
+          <w:p>
+            <w:pPr>
+              <w:pStyle w:val="Compact"/>
+            </w:pPr>
+            <w:r>
+              <w:t xml:space="preserve">Fecha y hora</w:t>
+            </w:r>
+          </w:p>
+        </w:tc>
+        <w:tc>
+          <w:tcPr/>
+          <w:p>
+            <w:pPr>
+              <w:pStyle w:val="Compact"/>
+            </w:pPr>
+          </w:p>
+        </w:tc>
+        <w:tc>
+          <w:tcPr/>
+          <w:p>
+            <w:pPr>
+              <w:pStyle w:val="Compact"/>
+            </w:pPr>
+          </w:p>
+        </w:tc>
+      </w:tr>
+      <w:tr>
+        <w:tc>
+          <w:tcPr/>
+          <w:p>
+            <w:pPr>
+              <w:pStyle w:val="Compact"/>
+            </w:pPr>
+            <w:r>
+              <w:t xml:space="preserve">Ante quién</w:t>
+            </w:r>
+          </w:p>
+        </w:tc>
+        <w:tc>
+          <w:tcPr/>
+          <w:p>
+            <w:pPr>
+              <w:pStyle w:val="Compact"/>
+            </w:pPr>
+            <w:r>
+              <w:t xml:space="preserve">Equipo completo</w:t>
+            </w:r>
+          </w:p>
+        </w:tc>
+        <w:tc>
+          <w:tcPr/>
+          <w:p>
+            <w:pPr>
+              <w:pStyle w:val="Compact"/>
+            </w:pPr>
+          </w:p>
+        </w:tc>
+      </w:tr>
+      <w:tr>
+        <w:tc>
+          <w:tcPr/>
+          <w:p>
+            <w:pPr>
+              <w:pStyle w:val="Compact"/>
+            </w:pPr>
+            <w:r>
+              <w:t xml:space="preserve">Duración real (objetivo 13:00)</w:t>
+            </w:r>
+          </w:p>
+        </w:tc>
+        <w:tc>
+          <w:tcPr/>
+          <w:p>
+            <w:pPr>
+              <w:pStyle w:val="Compact"/>
+            </w:pPr>
+          </w:p>
+        </w:tc>
+        <w:tc>
+          <w:tcPr/>
+          <w:p>
+            <w:pPr>
+              <w:pStyle w:val="Compact"/>
+            </w:pPr>
+          </w:p>
+        </w:tc>
+      </w:tr>
+      <w:tr>
+        <w:tc>
+          <w:tcPr/>
+          <w:p>
+            <w:pPr>
+              <w:pStyle w:val="Compact"/>
+            </w:pPr>
+            <w:r>
+              <w:t xml:space="preserve">Láminas que se pasaron de tiempo</w:t>
+            </w:r>
+          </w:p>
+        </w:tc>
+        <w:tc>
+          <w:tcPr/>
+          <w:p>
+            <w:pPr>
+              <w:pStyle w:val="Compact"/>
+            </w:pPr>
+          </w:p>
+        </w:tc>
+        <w:tc>
+          <w:tcPr/>
+          <w:p>
+            <w:pPr>
+              <w:pStyle w:val="Compact"/>
+            </w:pPr>
+          </w:p>
+        </w:tc>
+      </w:tr>
+      <w:tr>
+        <w:tc>
+          <w:tcPr/>
+          <w:p>
+            <w:pPr>
+              <w:pStyle w:val="Compact"/>
+            </w:pPr>
+            <w:r>
+              <w:t xml:space="preserve">Preguntas recibidas fuera del simulacro (§a.8)</w:t>
+            </w:r>
+          </w:p>
+        </w:tc>
+        <w:tc>
+          <w:tcPr/>
+          <w:p>
+            <w:pPr>
+              <w:pStyle w:val="Compact"/>
+            </w:pPr>
+          </w:p>
+        </w:tc>
+        <w:tc>
+          <w:tcPr/>
+          <w:p>
+            <w:pPr>
+              <w:pStyle w:val="Compact"/>
+            </w:pPr>
+          </w:p>
+        </w:tc>
+      </w:tr>
+      <w:tr>
+        <w:tc>
+          <w:tcPr/>
+          <w:p>
+            <w:pPr>
+              <w:pStyle w:val="Compact"/>
+            </w:pPr>
+            <w:r>
+              <w:t xml:space="preserve">Cifra que alguien pidió y no estaba a mano</w:t>
+            </w:r>
+          </w:p>
+        </w:tc>
+        <w:tc>
+          <w:tcPr/>
+          <w:p>
+            <w:pPr>
+              <w:pStyle w:val="Compact"/>
+            </w:pPr>
+          </w:p>
+        </w:tc>
+        <w:tc>
+          <w:tcPr/>
+          <w:p>
+            <w:pPr>
+              <w:pStyle w:val="Compact"/>
+            </w:pPr>
+          </w:p>
+        </w:tc>
+      </w:tr>
+      <w:tr>
+        <w:tc>
+          <w:tcPr/>
+          <w:p>
+            <w:pPr>
+              <w:pStyle w:val="Compact"/>
+            </w:pPr>
+            <w:r>
+              <w:t xml:space="preserve">Ajustes acordados para la versión final</w:t>
+            </w:r>
+          </w:p>
+        </w:tc>
+        <w:tc>
+          <w:tcPr/>
+          <w:p>
+            <w:pPr>
+              <w:pStyle w:val="Compact"/>
+            </w:pPr>
+          </w:p>
+        </w:tc>
+        <w:tc>
+          <w:tcPr/>
+          <w:p>
+            <w:pPr>
+              <w:pStyle w:val="Compact"/>
+            </w:pPr>
+          </w:p>
+        </w:tc>
+      </w:tr>
+    </w:tbl>
+    <w:p>
+      <w:pPr>
+        <w:pStyle w:val="BodyText"/>
+      </w:pPr>
+      <w:r>
+        <w:t xml:space="preserve">Criterio de cierre: la pasada 2 se da por buena cuando la exposición cabe en 15:00</w:t>
+      </w:r>
+      <w:r>
+        <w:t xml:space="preserve"> </w:t>
+      </w:r>
+      <w:r>
+        <w:t xml:space="preserve">sin recortar las láminas 7, 8 y 12, y cuando ninguna pregunta queda respondida con</w:t>
+      </w:r>
+      <w:r>
+        <w:t xml:space="preserve"> </w:t>
+      </w:r>
+      <w:r>
+        <w:t xml:space="preserve">una cifra que no se pueda rastrear hasta un artefacto.</w:t>
+      </w:r>
+    </w:p>
+    <w:p>
+      <w:pPr>
+        <w:pStyle w:val="BlockText"/>
+      </w:pPr>
+      <w:r>
+        <w:t xml:space="preserve">Entregable parcial verificable (a): este guion con tiempos y reparto, más el deck</w:t>
+      </w:r>
+      <w:r>
+        <w:t xml:space="preserve"> </w:t>
+      </w:r>
+      <w:r>
+        <w:rPr>
+          <w:rStyle w:val="VerbatimChar"/>
+        </w:rPr>
+        <w:t xml:space="preserve">Documentos/presentacion/dydi-defensa.html</w:t>
+      </w:r>
+      <w:r>
+        <w:t xml:space="preserve"> </w:t>
+      </w:r>
+      <w:r>
+        <w:t xml:space="preserve">ya construido.</w:t>
+      </w:r>
+    </w:p>
+    <w:p>
+      <w:r>
+        <w:pict>
+          <v:rect style="width:0;height:1.5pt" o:hralign="center" o:hrstd="t" o:hr="t"/>
+        </w:pict>
+      </w:r>
+    </w:p>
+    <w:bookmarkEnd w:id="18"/>
+    <w:bookmarkEnd w:id="19"/>
+    <w:bookmarkStart w:id="26" w:name="subtarea-b.-producto-de-divulgación"/>
+    <w:p>
+      <w:pPr>
+        <w:pStyle w:val="Heading1"/>
+      </w:pPr>
+      <w:r>
+        <w:t xml:space="preserve">Subtarea b. Producto de divulgación</w:t>
+      </w:r>
+    </w:p>
+    <w:bookmarkStart w:id="20" w:name="b.1-producto-elegido-y-justificación"/>
+    <w:p>
+      <w:pPr>
+        <w:pStyle w:val="Heading2"/>
+      </w:pPr>
+      <w:r>
+        <w:t xml:space="preserve">b.1 Producto elegido y justificación</w:t>
+      </w:r>
+    </w:p>
+    <w:p>
+      <w:pPr>
+        <w:pStyle w:val="FirstParagraph"/>
+      </w:pPr>
+      <w:r>
+        <w:t xml:space="preserve">Producto:</w:t>
+      </w:r>
+      <w:r>
+        <w:t xml:space="preserve"> </w:t>
+      </w:r>
+      <w:r>
+        <w:rPr>
+          <w:b/>
+          <w:bCs/>
+        </w:rPr>
+        <w:t xml:space="preserve">infografía de una página</w:t>
+      </w:r>
+      <w:r>
+        <w:t xml:space="preserve">, en</w:t>
+      </w:r>
+      <w:r>
+        <w:t xml:space="preserve"> </w:t>
+      </w:r>
+      <w:r>
+        <w:rPr>
+          <w:rStyle w:val="VerbatimChar"/>
+        </w:rPr>
+        <w:t xml:space="preserve">Documentos/divulgacion/dydi-infografia.html</w:t>
+      </w:r>
+      <w:r>
+        <w:t xml:space="preserve">, autocontenida, imprimible en A4 y</w:t>
+      </w:r>
+      <w:r>
+        <w:t xml:space="preserve"> </w:t>
+      </w:r>
+      <w:r>
+        <w:t xml:space="preserve">exportable a PDF o PNG desde el navegador.</w:t>
+      </w:r>
+    </w:p>
+    <w:p>
+      <w:pPr>
+        <w:pStyle w:val="BodyText"/>
+      </w:pPr>
+      <w:r>
+        <w:t xml:space="preserve">La indicación exige un público distinto al de la presentación oral, y ese requisito</w:t>
+      </w:r>
+      <w:r>
+        <w:t xml:space="preserve"> </w:t>
+      </w:r>
+      <w:r>
+        <w:t xml:space="preserve">descarta las otras opciones. El cartel científico se dirige al mismo público académico</w:t>
+      </w:r>
+      <w:r>
+        <w:t xml:space="preserve"> </w:t>
+      </w:r>
+      <w:r>
+        <w:t xml:space="preserve">en otro soporte. El resumen ejecutivo presupone un decisor con presupuesto, figura que</w:t>
+      </w:r>
+      <w:r>
+        <w:t xml:space="preserve"> </w:t>
+      </w:r>
+      <w:r>
+        <w:t xml:space="preserve">no existe en el escenario que el trabajo estudia. La infografía permite hablarle a</w:t>
+      </w:r>
+      <w:r>
+        <w:t xml:space="preserve"> </w:t>
+      </w:r>
+      <w:r>
+        <w:t xml:space="preserve">quien no va a leer un artículo de seis páginas ni asistir a una defensa, y que aun así</w:t>
+      </w:r>
+      <w:r>
+        <w:t xml:space="preserve"> </w:t>
+      </w:r>
+      <w:r>
+        <w:t xml:space="preserve">tiene que decidir en un minuto si esta ruta le sirve.</w:t>
+      </w:r>
+    </w:p>
+    <w:bookmarkEnd w:id="20"/>
+    <w:bookmarkStart w:id="21" w:name="b.2-público-objetivo-y-canal"/>
+    <w:p>
+      <w:pPr>
+        <w:pStyle w:val="Heading2"/>
+      </w:pPr>
+      <w:r>
+        <w:t xml:space="preserve">b.2 Público objetivo y canal</w:t>
+      </w:r>
+    </w:p>
+    <w:p>
+      <w:pPr>
+        <w:pStyle w:val="FirstParagraph"/>
+      </w:pPr>
+      <w:r>
+        <w:t xml:space="preserve">El público son estudiantes de ingeniería y equipos pequeños (proyectos de titulación,</w:t>
+      </w:r>
+      <w:r>
+        <w:t xml:space="preserve"> </w:t>
+      </w:r>
+      <w:r>
+        <w:t xml:space="preserve">hackathones, productos en validación temprana) que tienen que desplegar algo real sin</w:t>
+      </w:r>
+      <w:r>
+        <w:t xml:space="preserve"> </w:t>
+      </w:r>
+      <w:r>
+        <w:t xml:space="preserve">presupuesto de infraestructura.</w:t>
+      </w:r>
+    </w:p>
+    <w:p>
+      <w:pPr>
+        <w:pStyle w:val="BodyText"/>
+      </w:pPr>
+      <w:r>
+        <w:t xml:space="preserve">Sabe programar, ha oído «microservicios» y «WebSocket» y probablemente ya usó un free</w:t>
+      </w:r>
+      <w:r>
+        <w:t xml:space="preserve"> </w:t>
+      </w:r>
+      <w:r>
+        <w:t xml:space="preserve">tier para una demo. No sabe qué es un percentil 95, un OOM kill ni la Ley de Little. Lo</w:t>
+      </w:r>
+      <w:r>
+        <w:t xml:space="preserve"> </w:t>
+      </w:r>
+      <w:r>
+        <w:t xml:space="preserve">que quiere es saber si le va a servir y qué se le va a romper primero.</w:t>
+      </w:r>
+    </w:p>
+    <w:p>
+      <w:pPr>
+        <w:pStyle w:val="BodyText"/>
+      </w:pPr>
+      <w:r>
+        <w:t xml:space="preserve">El canal es la publicación en comunidades técnicas y redes profesionales del equipo,</w:t>
+      </w:r>
+      <w:r>
+        <w:t xml:space="preserve"> </w:t>
+      </w:r>
+      <w:r>
+        <w:t xml:space="preserve">más impresión A4 para el pizarrón del laboratorio. El enlace al artículo completo y al</w:t>
+      </w:r>
+      <w:r>
+        <w:t xml:space="preserve"> </w:t>
+      </w:r>
+      <w:r>
+        <w:t xml:space="preserve">repositorio va en el pie de la pieza.</w:t>
+      </w:r>
+    </w:p>
+    <w:bookmarkEnd w:id="21"/>
+    <w:bookmarkStart w:id="22" w:name="b.3-mensaje-y-arquitectura-de-la-pieza"/>
+    <w:p>
+      <w:pPr>
+        <w:pStyle w:val="Heading2"/>
+      </w:pPr>
+      <w:r>
+        <w:t xml:space="preserve">b.3 Mensaje y arquitectura de la pieza</w:t>
+      </w:r>
+    </w:p>
+    <w:p>
+      <w:pPr>
+        <w:pStyle w:val="FirstParagraph"/>
+      </w:pPr>
+      <w:r>
+        <w:t xml:space="preserve">Mensaje central, la frase que debe quedar:</w:t>
+      </w:r>
+      <w:r>
+        <w:t xml:space="preserve"> </w:t>
+      </w:r>
+      <w:r>
+        <w:rPr>
+          <w:i/>
+          <w:iCs/>
+        </w:rPr>
+        <w:t xml:space="preserve">la capa gratuita aguanta más de lo que dice</w:t>
+      </w:r>
+      <w:r>
+        <w:rPr>
+          <w:i/>
+          <w:iCs/>
+        </w:rPr>
+        <w:t xml:space="preserve"> </w:t>
+      </w:r>
+      <w:r>
+        <w:rPr>
+          <w:i/>
+          <w:iCs/>
+        </w:rPr>
+        <w:t xml:space="preserve">su fama, se rompe por un lado inesperado y te limita por cuotas antes que por CPU.</w:t>
+      </w:r>
+    </w:p>
+    <w:p>
+      <w:pPr>
+        <w:pStyle w:val="BodyText"/>
+      </w:pPr>
+      <w:r>
+        <w:t xml:space="preserve">Jerarquía visual de arriba hacia abajo, pensada para lectura en cascada:</w:t>
+      </w:r>
+    </w:p>
+    <w:tbl>
+      <w:tblPr>
+        <w:tblStyle w:val="Table"/>
+        <w:tblW w:type="pct" w:w="5000"/>
+        <w:tblLayout w:type="fixed"/>
+        <w:tblLook w:firstRow="1" w:lastRow="0" w:firstColumn="0" w:lastColumn="0" w:noHBand="0" w:noVBand="0" w:val="0020"/>
+      </w:tblPr>
+      <w:tblGrid>
+        <w:gridCol w:w="2640"/>
+        <w:gridCol w:w="2640"/>
+        <w:gridCol w:w="2640"/>
+      </w:tblGrid>
+      <w:tr>
+        <w:trPr>
+          <w:tblHeader w:val="on"/>
+        </w:trPr>
+        <w:tc>
+          <w:tcPr/>
+          <w:p>
+            <w:pPr>
+              <w:pStyle w:val="Compact"/>
+            </w:pPr>
+            <w:r>
               <w:t xml:space="preserve">Bloque</w:t>
             </w:r>
           </w:p>
@@ -3954,8 +4283,8 @@
         </w:tc>
       </w:tr>
     </w:tbl>
-    <w:bookmarkEnd w:id="21"/>
-    <w:bookmarkStart w:id="22" w:name="b.4-adaptación-del-lenguaje"/>
+    <w:bookmarkEnd w:id="22"/>
+    <w:bookmarkStart w:id="23" w:name="b.4-adaptación-del-lenguaje"/>
     <w:p>
       <w:pPr>
         <w:pStyle w:val="Heading2"/>
@@ -4181,8 +4510,8 @@
         <w:t xml:space="preserve">los necesite.</w:t>
       </w:r>
     </w:p>
-    <w:bookmarkEnd w:id="22"/>
-    <w:bookmarkStart w:id="23" w:name="X2c885e4c8461208b6fe1892c6cb91884c04a410"/>
+    <w:bookmarkEnd w:id="23"/>
+    <w:bookmarkStart w:id="24" w:name="X2c885e4c8461208b6fe1892c6cb91884c04a410"/>
     <w:p>
       <w:pPr>
         <w:pStyle w:val="Heading2"/>
@@ -4404,8 +4733,8 @@
         <w:t xml:space="preserve">las cifras por su cuenta.</w:t>
       </w:r>
     </w:p>
-    <w:bookmarkEnd w:id="23"/>
-    <w:bookmarkStart w:id="24" w:name="X0c907e29937fad1faf88bcea53828fce5744a7d"/>
+    <w:bookmarkEnd w:id="24"/>
+    <w:bookmarkStart w:id="25" w:name="X0c907e29937fad1faf88bcea53828fce5744a7d"/>
     <w:p>
       <w:pPr>
         <w:pStyle w:val="Heading2"/>
@@ -4476,9 +4805,9 @@
         </w:pict>
       </w:r>
     </w:p>
-    <w:bookmarkEnd w:id="24"/>
     <w:bookmarkEnd w:id="25"/>
-    <w:bookmarkStart w:id="26" w:name="cierre"/>
+    <w:bookmarkEnd w:id="26"/>
+    <w:bookmarkStart w:id="27" w:name="cierre"/>
     <w:p>
       <w:pPr>
         <w:pStyle w:val="Heading1"/>
@@ -4513,7 +4842,7 @@
         <w:t xml:space="preserve">con la terminología de la validez y la segunda en lenguaje llano, sin recortar ninguna.</w:t>
       </w:r>
     </w:p>
-    <w:bookmarkEnd w:id="26"/>
+    <w:bookmarkEnd w:id="27"/>
     <w:sectPr>
       <w:footnotePr>
         <w:numRestart w:val="eachSect"/>

--- a/Documentos/Actividad 4.2 - Presentacion oral y divulgacion.docx
+++ b/Documentos/Actividad 4.2 - Presentacion oral y divulgacion.docx
@@ -3416,6 +3416,76 @@
           </w:p>
         </w:tc>
       </w:tr>
+      <w:tr>
+        <w:tc>
+          <w:tcPr/>
+          <w:p>
+            <w:pPr>
+              <w:pStyle w:val="Compact"/>
+            </w:pPr>
+            <w:r>
+              <w:t xml:space="preserve">A 100 VUs su tabla dice 826 ms contra un límite de 800. ¿El quiebre no está en 100?</w:t>
+            </w:r>
+          </w:p>
+        </w:tc>
+        <w:tc>
+          <w:tcPr/>
+          <w:p>
+            <w:pPr>
+              <w:pStyle w:val="Compact"/>
+            </w:pPr>
+            <w:r>
+              <w:t xml:space="preserve">David</w:t>
+            </w:r>
+          </w:p>
+        </w:tc>
+        <w:tc>
+          <w:tcPr/>
+          <w:p>
+            <w:pPr>
+              <w:pStyle w:val="Compact"/>
+            </w:pPr>
+            <w:r>
+              <w:t xml:space="preserve">Cruzamos ese criterio y está marcado como hallazgo en la bitácora desde el día de la corrida. No es el punto de quiebre porque el protocolo exige incumplimiento sostenido y el mismo nivel midió 404 ms en otra ventana sobre código equivalente. Y la magnitud no se compara: 3 % de exceso en latencia con cero errores, contra 139 % en caídas</w:t>
+            </w:r>
+          </w:p>
+        </w:tc>
+      </w:tr>
+      <w:tr>
+        <w:tc>
+          <w:tcPr/>
+          <w:p>
+            <w:pPr>
+              <w:pStyle w:val="Compact"/>
+            </w:pPr>
+            <w:r>
+              <w:t xml:space="preserve">¿El establecimiento de ~20 s incluye las conexiones que nunca abrieron?</w:t>
+            </w:r>
+          </w:p>
+        </w:tc>
+        <w:tc>
+          <w:tcPr/>
+          <w:p>
+            <w:pPr>
+              <w:pStyle w:val="Compact"/>
+            </w:pPr>
+            <w:r>
+              <w:t xml:space="preserve">Keila</w:t>
+            </w:r>
+          </w:p>
+        </w:tc>
+        <w:tc>
+          <w:tcPr/>
+          <w:p>
+            <w:pPr>
+              <w:pStyle w:val="Compact"/>
+            </w:pPr>
+            <w:r>
+              <w:t xml:space="preserve">No, y el sesgo va en nuestra contra. k6 sólo registra ese tiempo cuando el socket abre, así que excluye al 23.87 % que se cayó: el costo real es peor que el publicado. Con la tasa de caídas pasa igual, una sesión puede aportar dos observaciones al denominador. Los dos sesgos hacen que lo reportado sea un piso, no un techo</w:t>
+            </w:r>
+          </w:p>
+        </w:tc>
+      </w:tr>
     </w:tbl>
     <w:bookmarkEnd w:id="17"/>
     <w:bookmarkStart w:id="18" w:name="a.9-registro-de-la-simulación-de-defensa"/>
@@ -4844,6 +4914,8 @@
     </w:p>
     <w:bookmarkEnd w:id="27"/>
     <w:sectPr>
+      <w:pgSz w:w="12240" w:h="15840"/>
+      <w:pgMar w:top="1417" w:right="1417" w:bottom="1417" w:left="1417" w:header="708" w:footer="708" w:gutter="0"/>
       <w:footnotePr>
         <w:numRestart w:val="eachSect"/>
       </w:footnotePr>

--- a/Documentos/Actividad 4.2 - Presentacion oral y divulgacion.docx
+++ b/Documentos/Actividad 4.2 - Presentacion oral y divulgacion.docx
@@ -4914,8 +4914,8 @@
     </w:p>
     <w:bookmarkEnd w:id="27"/>
     <w:sectPr>
-      <w:pgSz w:w="12240" w:h="15840"/>
-      <w:pgMar w:top="1417" w:right="1417" w:bottom="1417" w:left="1417" w:header="708" w:footer="708" w:gutter="0"/>
+      <w:pgSz w:h="15840" w:w="12240"/>
+      <w:pgMar w:bottom="1417" w:footer="708" w:gutter="0" w:header="708" w:left="1417" w:right="1417" w:top="1417"/>
       <w:footnotePr>
         <w:numRestart w:val="eachSect"/>
       </w:footnotePr>

--- a/Documentos/Actividad 4.2 - Presentacion oral y divulgacion.docx
+++ b/Documentos/Actividad 4.2 - Presentacion oral y divulgacion.docx
@@ -142,7 +142,21 @@
           <w:b/>
           <w:bCs/>
         </w:rPr>
-        <w:t xml:space="preserve">1 000 conexiones concurrentes se cae una de cada cuatro conexiones en vivo mientras</w:t>
+        <w:t xml:space="preserve">1 000 conexiones concurrentes una de cada cuatro conexiones en vivo no logra</w:t>
+      </w:r>
+      <w:r>
+        <w:rPr>
+          <w:b/>
+          <w:bCs/>
+        </w:rPr>
+        <w:t xml:space="preserve"> </w:t>
+      </w:r>
+      <w:r>
+        <w:rPr>
+          <w:b/>
+          <w:bCs/>
+        </w:rPr>
+        <w:t xml:space="preserve">establecerse, mientras</w:t>
       </w:r>
       <w:r>
         <w:rPr>
@@ -1214,7 +1228,7 @@
               <w:pStyle w:val="Compact"/>
             </w:pPr>
             <w:r>
-              <w:t xml:space="preserve">A 1 000 VUs se cae 1 de cada 4 conexiones, más del doble del umbral</w:t>
+              <w:t xml:space="preserve">A 1 000 VUs 1 de cada 4 conexiones no llega a establecerse, más del doble del umbral</w:t>
             </w:r>
           </w:p>
         </w:tc>
@@ -2008,25 +2022,31 @@
         <w:t xml:space="preserve"> </w:t>
       </w:r>
       <w:r>
-        <w:t xml:space="preserve">«Este es el resultado. A 100 usuarios concurrentes, cero fallos y cero conexiones</w:t>
-      </w:r>
-      <w:r>
-        <w:t xml:space="preserve"> </w:t>
-      </w:r>
-      <w:r>
-        <w:t xml:space="preserve">caídas. A 1 000, el plano HTTP sigue sin fallar, con cero errores en 64 706 peticiones y</w:t>
-      </w:r>
-      <w:r>
-        <w:t xml:space="preserve"> </w:t>
-      </w:r>
-      <w:r>
-        <w:t xml:space="preserve">apenas 26 % más lento, pero el canal en vivo se rompe. Se cae el 23.87 % de las</w:t>
-      </w:r>
-      <w:r>
-        <w:t xml:space="preserve"> </w:t>
-      </w:r>
-      <w:r>
-        <w:t xml:space="preserve">conexiones, una de cada cuatro. Nuestro umbral, fijado</w:t>
+        <w:t xml:space="preserve">«Este es el resultado. A 100 usuarios concurrentes, cero fallos HTTP y el canal en vivo</w:t>
+      </w:r>
+      <w:r>
+        <w:t xml:space="preserve"> </w:t>
+      </w:r>
+      <w:r>
+        <w:t xml:space="preserve">estable: dos repeticiones en cero caídas y una en 1.92 %. A 1 000, el plano HTTP sigue</w:t>
+      </w:r>
+      <w:r>
+        <w:t xml:space="preserve"> </w:t>
+      </w:r>
+      <w:r>
+        <w:t xml:space="preserve">sin fallar, con cero errores en 64 706 peticiones y apenas 26 % más lento, pero el canal</w:t>
+      </w:r>
+      <w:r>
+        <w:t xml:space="preserve"> </w:t>
+      </w:r>
+      <w:r>
+        <w:t xml:space="preserve">en vivo se rompe. El 23.87 % de las conexiones no llega a establecerse, una de cada</w:t>
+      </w:r>
+      <w:r>
+        <w:t xml:space="preserve"> </w:t>
+      </w:r>
+      <w:r>
+        <w:t xml:space="preserve">cuatro. Nuestro umbral, fijado</w:t>
       </w:r>
       <w:r>
         <w:t xml:space="preserve"> </w:t>
@@ -2042,31 +2062,43 @@
         <w:t xml:space="preserve"> </w:t>
       </w:r>
       <w:r>
-        <w:t xml:space="preserve">de correr, era 10 %. Y</w:t>
-      </w:r>
-      <w:r>
-        <w:t xml:space="preserve"> </w:t>
-      </w:r>
-      <w:r>
-        <w:t xml:space="preserve">establecer una conexión pasó de novecientos milisegundos a veinte segundos. Miren la</w:t>
-      </w:r>
-      <w:r>
-        <w:t xml:space="preserve"> </w:t>
-      </w:r>
-      <w:r>
-        <w:t xml:space="preserve">dispersión: 23.59, 23.87 y 24.16 por ciento en las tres repeticiones. Con esa</w:t>
-      </w:r>
-      <w:r>
-        <w:t xml:space="preserve"> </w:t>
-      </w:r>
-      <w:r>
-        <w:t xml:space="preserve">consistencia, la explicación del mal día de la plataforma queda descartada. Es un</w:t>
-      </w:r>
-      <w:r>
-        <w:t xml:space="preserve"> </w:t>
-      </w:r>
-      <w:r>
-        <w:t xml:space="preserve">límite del sistema.»</w:t>
+        <w:t xml:space="preserve">de correr, era 10 %. Y las que sí conectaron</w:t>
+      </w:r>
+      <w:r>
+        <w:t xml:space="preserve"> </w:t>
+      </w:r>
+      <w:r>
+        <w:t xml:space="preserve">tardaron veinte segundos en el percentil 95, contra novecientos milisegundos a 100.</w:t>
+      </w:r>
+      <w:r>
+        <w:t xml:space="preserve"> </w:t>
+      </w:r>
+      <w:r>
+        <w:t xml:space="preserve">Miren la dispersión: 23.59, 23.87 y 24.16 por ciento en las tres repeticiones. Con esa</w:t>
+      </w:r>
+      <w:r>
+        <w:t xml:space="preserve"> </w:t>
+      </w:r>
+      <w:r>
+        <w:t xml:space="preserve">consistencia, la explicación del mal día de la plataforma queda descartada. Es un límite</w:t>
+      </w:r>
+      <w:r>
+        <w:t xml:space="preserve"> </w:t>
+      </w:r>
+      <w:r>
+        <w:t xml:space="preserve">del sistema. Y un detalle que importa para la lámina siguiente: ninguna de esas fallas</w:t>
+      </w:r>
+      <w:r>
+        <w:t xml:space="preserve"> </w:t>
+      </w:r>
+      <w:r>
+        <w:t xml:space="preserve">es una sesión que se corte a medio vuelo. Todas son rechazos en el handshake, antes de</w:t>
+      </w:r>
+      <w:r>
+        <w:t xml:space="preserve"> </w:t>
+      </w:r>
+      <w:r>
+        <w:t xml:space="preserve">que el socket exista.»</w:t>
       </w:r>
     </w:p>
     <w:p>
@@ -2509,7 +2541,7 @@
               <w:pStyle w:val="Compact"/>
             </w:pPr>
             <w:r>
-              <w:t xml:space="preserve">«Se cae una de cada cuatro conexiones en vivo»</w:t>
+              <w:t xml:space="preserve">«Una de cada cuatro conexiones en vivo no logra conectarse»</w:t>
             </w:r>
           </w:p>
         </w:tc>
@@ -2751,19 +2783,25 @@
         <w:pStyle w:val="BodyText"/>
       </w:pPr>
       <w:r>
-        <w:t xml:space="preserve">Tras la lámina 13 hay dos anexos que no se proyectan en la exposición y solo se</w:t>
-      </w:r>
-      <w:r>
-        <w:t xml:space="preserve"> </w:t>
-      </w:r>
-      <w:r>
-        <w:t xml:space="preserve">abren si una pregunta lo pide: la serie de tiempo de memoria y la tabla completa</w:t>
-      </w:r>
-      <w:r>
-        <w:t xml:space="preserve"> </w:t>
-      </w:r>
-      <w:r>
-        <w:t xml:space="preserve">de resultados. El archivo tiene 15 láminas en total.</w:t>
+        <w:t xml:space="preserve">Tras la lámina 13 hay tres anexos que no se proyectan en la exposición y solo se</w:t>
+      </w:r>
+      <w:r>
+        <w:t xml:space="preserve"> </w:t>
+      </w:r>
+      <w:r>
+        <w:t xml:space="preserve">abren si una pregunta lo pide: la serie de tiempo de memoria, la tabla completa de</w:t>
+      </w:r>
+      <w:r>
+        <w:t xml:space="preserve"> </w:t>
+      </w:r>
+      <w:r>
+        <w:t xml:space="preserve">resultados y los coeficientes de variación que sostienen la fiabilidad de la medición.</w:t>
+      </w:r>
+      <w:r>
+        <w:t xml:space="preserve"> </w:t>
+      </w:r>
+      <w:r>
+        <w:t xml:space="preserve">El archivo tiene 16 láminas en total.</w:t>
       </w:r>
     </w:p>
     <w:p>
@@ -3293,7 +3331,7 @@
               <w:pStyle w:val="Compact"/>
             </w:pPr>
             <w:r>
-              <w:t xml:space="preserve">Por los «vecinos ruidosos» de la capa gratuita. La mediana con rango resiste atípicos y muestra dispersión</w:t>
+              <w:t xml:space="preserve">Por los «vecinos ruidosos» de la capa gratuita, efecto documentado en la literatura de nubes públicas. La mediana con rango resiste atípicos y muestra la dispersión. El anexo de fiabilidad trae los coeficientes de variación: la variable que sostiene la conclusión tiene el más bajo de todos, 1.2 %</w:t>
             </w:r>
           </w:p>
         </w:tc>
@@ -3411,7 +3449,7 @@
               <w:pStyle w:val="Compact"/>
             </w:pPr>
             <w:r>
-              <w:t xml:space="preserve">Aliviar la verificación de membresía por conexión, evaluar mitigaciones con corridas A/B y comparar contra un contenedor de pago único</w:t>
+              <w:t xml:space="preserve">Primero comprimir, que es la única mitigación cuyo efecto medimos (89.6 % menos bytes) y la que nos dejó fuera de línea. Después desacoplar la verificación de membresía del handshake, que es el mecanismo del quiebre. Las cuatro van ordenadas por costo/beneficio medido en §8.1 del artículo</w:t>
             </w:r>
           </w:p>
         </w:tc>
@@ -3481,7 +3519,42 @@
               <w:pStyle w:val="Compact"/>
             </w:pPr>
             <w:r>
-              <w:t xml:space="preserve">No, y el sesgo va en nuestra contra. k6 sólo registra ese tiempo cuando el socket abre, así que excluye al 23.87 % que se cayó: el costo real es peor que el publicado. Con la tasa de caídas pasa igual, una sesión puede aportar dos observaciones al denominador. Los dos sesgos hacen que lo reportado sea un piso, no un techo</w:t>
+              <w:t xml:space="preserve">No, y ese sesgo va en nuestra contra: k6 registra el tiempo sólo cuando el socket abre, así que los 20 s describen a las que sí conectaron y excluyen al 23.87 % que no. En esa variable lo publicado es un piso. La tasa de caídas, en cambio, es exacta: el instrumento podría sumar dos observaciones por sesión, pero en las tres repeticiones las observaciones coinciden con las sesiones intentadas (4 634, 4 607 y 4 664), así que no hubo doble conteo y todas las fallas son rechazos en el handshake</w:t>
+            </w:r>
+          </w:p>
+        </w:tc>
+      </w:tr>
+      <w:tr>
+        <w:tc>
+          <w:tcPr/>
+          <w:p>
+            <w:pPr>
+              <w:pStyle w:val="Compact"/>
+            </w:pPr>
+            <w:r>
+              <w:t xml:space="preserve">Uno de sus seis criterios, las verificaciones, pasó con 95.6 %. ¿No es margen de nada?</w:t>
+            </w:r>
+          </w:p>
+        </w:tc>
+        <w:tc>
+          <w:tcPr/>
+          <w:p>
+            <w:pPr>
+              <w:pStyle w:val="Compact"/>
+            </w:pPr>
+            <w:r>
+              <w:t xml:space="preserve">Keila</w:t>
+            </w:r>
+          </w:p>
+        </w:tc>
+        <w:tc>
+          <w:tcPr/>
+          <w:p>
+            <w:pPr>
+              <w:pStyle w:val="Compact"/>
+            </w:pPr>
+            <w:r>
+              <w:t xml:space="preserve">Es margen estrecho, y lo declaramos como debilidad del criterio y no del sistema. Sus fallas son las mismas del canal en vivo diluidas entre cinco veces más comprobaciones HTTP, así que un colapso total del tiempo real puede dejarlo en verde. Por eso el veredicto se lee por plano y no por un indicador agregado (§7 del artículo)</w:t>
             </w:r>
           </w:p>
         </w:tc>
@@ -4161,7 +4234,7 @@
               <w:pStyle w:val="Compact"/>
             </w:pPr>
             <w:r>
-              <w:t xml:space="preserve">100 conexiones con holgura · 1 de cada 4 caídas a 1 000 · 46.6 % de memoria usada al fallar</w:t>
+              <w:t xml:space="preserve">100 conexiones con holgura · 1 de cada 4 sin conectar a 1 000 · 46.6 % de memoria usada al fallar</w:t>
             </w:r>
           </w:p>
         </w:tc>
@@ -4428,7 +4501,7 @@
               <w:pStyle w:val="Compact"/>
             </w:pPr>
             <w:r>
-              <w:t xml:space="preserve">«Se cae 1 de cada 4 conexiones»</w:t>
+              <w:t xml:space="preserve">«1 de cada 4 conexiones no logra conectarse»</w:t>
             </w:r>
           </w:p>
         </w:tc>
